--- a/docs/iReside_QA_Test_Cases_Letter_Portrait.docx
+++ b/docs/iReside_QA_Test_Cases_Letter_Portrait.docx
@@ -3883,7 +3883,7 @@
                 <w:color w:val="000000"/>
                 <w:sz w:val="15"/>
               </w:rPr>
-              <w:t>Add photos and amenities to an existing building</w:t>
+              <w:t>Update property photo and amenities</w:t>
             </w:r>
           </w:p>
         </w:tc>
@@ -3909,7 +3909,7 @@
                 <w:color w:val="000000"/>
                 <w:sz w:val="15"/>
               </w:rPr>
-              <w:t>You have at least one building listed.</w:t>
+              <w:t>You have at least one property listed in your portfolio.</w:t>
             </w:r>
           </w:p>
         </w:tc>
@@ -3935,49 +3935,63 @@
                 <w:color w:val="000000"/>
                 <w:sz w:val="15"/>
               </w:rPr>
-              <w:t>1. On the Properties page, find your building card and click the pencil "Edit" button.</w:t>
-            </w:r>
-          </w:p>
-          <w:p>
-            <w:pPr>
-              <w:spacing w:before="20" w:after="20" w:line="252" w:lineRule="auto"/>
-              <w:jc w:val="left"/>
-            </w:pPr>
-            <w:r>
-              <w:rPr>
-                <w:rFonts w:ascii="Times New Roman" w:hAnsi="Times New Roman"/>
-                <w:color w:val="000000"/>
-                <w:sz w:val="15"/>
-              </w:rPr>
-              <w:t>2. Go to the "Amenities &amp; Media" step.</w:t>
-            </w:r>
-          </w:p>
-          <w:p>
-            <w:pPr>
-              <w:spacing w:before="20" w:after="20" w:line="252" w:lineRule="auto"/>
-              <w:jc w:val="left"/>
-            </w:pPr>
-            <w:r>
-              <w:rPr>
-                <w:rFonts w:ascii="Times New Roman" w:hAnsi="Times New Roman"/>
-                <w:color w:val="000000"/>
-                <w:sz w:val="15"/>
-              </w:rPr>
-              <w:t>3. Upload pictures of the building and check off amenities (WiFi, CCTV, etc.).</w:t>
-            </w:r>
-          </w:p>
-          <w:p>
-            <w:pPr>
-              <w:spacing w:before="20" w:after="20" w:line="252" w:lineRule="auto"/>
-              <w:jc w:val="left"/>
-            </w:pPr>
-            <w:r>
-              <w:rPr>
-                <w:rFonts w:ascii="Times New Roman" w:hAnsi="Times New Roman"/>
-                <w:color w:val="000000"/>
-                <w:sz w:val="15"/>
-              </w:rPr>
-              <w:t>4. Save your changes.</w:t>
+              <w:t>1. On the Properties page, click the "Manage" button on your building card.</w:t>
+            </w:r>
+          </w:p>
+          <w:p>
+            <w:pPr>
+              <w:spacing w:before="20" w:after="20" w:line="252" w:lineRule="auto"/>
+              <w:jc w:val="left"/>
+            </w:pPr>
+            <w:r>
+              <w:rPr>
+                <w:rFonts w:ascii="Times New Roman" w:hAnsi="Times New Roman"/>
+                <w:color w:val="000000"/>
+                <w:sz w:val="15"/>
+              </w:rPr>
+              <w:t>2. In the Quick Actions pop-up, click "Edit Property".</w:t>
+            </w:r>
+          </w:p>
+          <w:p>
+            <w:pPr>
+              <w:spacing w:before="20" w:after="20" w:line="252" w:lineRule="auto"/>
+              <w:jc w:val="left"/>
+            </w:pPr>
+            <w:r>
+              <w:rPr>
+                <w:rFonts w:ascii="Times New Roman" w:hAnsi="Times New Roman"/>
+                <w:color w:val="000000"/>
+                <w:sz w:val="15"/>
+              </w:rPr>
+              <w:t>3. In Step 1 (Identity), click the cover photo to upload a new picture.</w:t>
+            </w:r>
+          </w:p>
+          <w:p>
+            <w:pPr>
+              <w:spacing w:before="20" w:after="20" w:line="252" w:lineRule="auto"/>
+              <w:jc w:val="left"/>
+            </w:pPr>
+            <w:r>
+              <w:rPr>
+                <w:rFonts w:ascii="Times New Roman" w:hAnsi="Times New Roman"/>
+                <w:color w:val="000000"/>
+                <w:sz w:val="15"/>
+              </w:rPr>
+              <w:t>4. Click Next to reach Step 3 (Financials) and check off your amenities (Wi-Fi, CCTV, Parking, etc.).</w:t>
+            </w:r>
+          </w:p>
+          <w:p>
+            <w:pPr>
+              <w:spacing w:before="20" w:after="20" w:line="252" w:lineRule="auto"/>
+              <w:jc w:val="left"/>
+            </w:pPr>
+            <w:r>
+              <w:rPr>
+                <w:rFonts w:ascii="Times New Roman" w:hAnsi="Times New Roman"/>
+                <w:color w:val="000000"/>
+                <w:sz w:val="15"/>
+              </w:rPr>
+              <w:t>5. Continue through the wizard and click "Save Changes".</w:t>
             </w:r>
           </w:p>
         </w:tc>
@@ -4003,7 +4017,7 @@
                 <w:color w:val="000000"/>
                 <w:sz w:val="15"/>
               </w:rPr>
-              <w:t>The photos upload cleanly and display on the property's showcase card.</w:t>
+              <w:t>The property updates successfully with your new cover photo and selected amenities.</w:t>
             </w:r>
           </w:p>
         </w:tc>
@@ -4689,7 +4703,7 @@
                 <w:color w:val="000000"/>
                 <w:sz w:val="15"/>
               </w:rPr>
-              <w:t>Highlight only vacant rooms on the floor plan</w:t>
+              <w:t>Filter room availability using the bottom status dock</w:t>
             </w:r>
           </w:p>
         </w:tc>
@@ -4715,7 +4729,7 @@
                 <w:color w:val="000000"/>
                 <w:sz w:val="15"/>
               </w:rPr>
-              <w:t>Your building has both occupied and vacant rooms.</w:t>
+              <w:t>You have an active floor plan with both occupied and available rooms.</w:t>
             </w:r>
           </w:p>
         </w:tc>
@@ -4741,35 +4755,49 @@
                 <w:color w:val="000000"/>
                 <w:sz w:val="15"/>
               </w:rPr>
-              <w:t>1. Go to the Visual Unit Map.</w:t>
-            </w:r>
-          </w:p>
-          <w:p>
-            <w:pPr>
-              <w:spacing w:before="20" w:after="20" w:line="252" w:lineRule="auto"/>
-              <w:jc w:val="left"/>
-            </w:pPr>
-            <w:r>
-              <w:rPr>
-                <w:rFonts w:ascii="Times New Roman" w:hAnsi="Times New Roman"/>
-                <w:color w:val="000000"/>
-                <w:sz w:val="15"/>
-              </w:rPr>
-              <w:t>2. Click the "Vacant" filter button in the top toolbar.</w:t>
-            </w:r>
-          </w:p>
-          <w:p>
-            <w:pPr>
-              <w:spacing w:before="20" w:after="20" w:line="252" w:lineRule="auto"/>
-              <w:jc w:val="left"/>
-            </w:pPr>
-            <w:r>
-              <w:rPr>
-                <w:rFonts w:ascii="Times New Roman" w:hAnsi="Times New Roman"/>
-                <w:color w:val="000000"/>
-                <w:sz w:val="15"/>
-              </w:rPr>
-              <w:t>3. Look at the rooms on the floor plan.</w:t>
+              <w:t>1. Open the Visual Unit Map (`/landlord/unit-map`) and select your building.</w:t>
+            </w:r>
+          </w:p>
+          <w:p>
+            <w:pPr>
+              <w:spacing w:before="20" w:after="20" w:line="252" w:lineRule="auto"/>
+              <w:jc w:val="left"/>
+            </w:pPr>
+            <w:r>
+              <w:rPr>
+                <w:rFonts w:ascii="Times New Roman" w:hAnsi="Times New Roman"/>
+                <w:color w:val="000000"/>
+                <w:sz w:val="15"/>
+              </w:rPr>
+              <w:t>2. Locate the floating status filter bar at the bottom-left of the floor plan.</w:t>
+            </w:r>
+          </w:p>
+          <w:p>
+            <w:pPr>
+              <w:spacing w:before="20" w:after="20" w:line="252" w:lineRule="auto"/>
+              <w:jc w:val="left"/>
+            </w:pPr>
+            <w:r>
+              <w:rPr>
+                <w:rFonts w:ascii="Times New Roman" w:hAnsi="Times New Roman"/>
+                <w:color w:val="000000"/>
+                <w:sz w:val="15"/>
+              </w:rPr>
+              <w:t>3. Click the "Occupied" filter to turn it off (leaving "Available" active).</w:t>
+            </w:r>
+          </w:p>
+          <w:p>
+            <w:pPr>
+              <w:spacing w:before="20" w:after="20" w:line="252" w:lineRule="auto"/>
+              <w:jc w:val="left"/>
+            </w:pPr>
+            <w:r>
+              <w:rPr>
+                <w:rFonts w:ascii="Times New Roman" w:hAnsi="Times New Roman"/>
+                <w:color w:val="000000"/>
+                <w:sz w:val="15"/>
+              </w:rPr>
+              <w:t>4. Observe the rooms on the floor plan blueprint and the minimap.</w:t>
             </w:r>
           </w:p>
         </w:tc>
@@ -4795,7 +4823,7 @@
                 <w:color w:val="000000"/>
                 <w:sz w:val="15"/>
               </w:rPr>
-              <w:t>All vacant rooms light up in green, while occupied rooms are filtered out.</w:t>
+              <w:t>Occupied rooms dim and turn grey, while Available rooms stay clearly highlighted with green borders and indicators.</w:t>
             </w:r>
           </w:p>
         </w:tc>
